--- a/Buổi_1_Phân tích yêu cầu bài toán logistics.docx
+++ b/Buổi_1_Phân tích yêu cầu bài toán logistics.docx
@@ -1076,8 +1076,6 @@
           <w:rFonts w:ascii="Times New Roman" w:hAnsi="Times New Roman" w:cs="Times New Roman"/>
         </w:rPr>
       </w:pPr>
-      <w:bookmarkStart w:id="0" w:name="_GoBack"/>
-      <w:bookmarkEnd w:id="0"/>
       <w:r>
         <w:rPr>
           <w:rFonts w:ascii="Times New Roman" w:hAnsi="Times New Roman" w:cs="Times New Roman"/>
@@ -1120,6 +1118,12 @@
             <w:insideH w:val="single" w:color="auto" w:sz="4" w:space="0"/>
             <w:insideV w:val="single" w:color="auto" w:sz="4" w:space="0"/>
           </w:tblBorders>
+          <w:tblCellMar>
+            <w:top w:w="0" w:type="dxa"/>
+            <w:left w:w="108" w:type="dxa"/>
+            <w:bottom w:w="0" w:type="dxa"/>
+            <w:right w:w="108" w:type="dxa"/>
+          </w:tblCellMar>
         </w:tblPrEx>
         <w:tc>
           <w:tcPr>
@@ -2766,6 +2770,22 @@
         </w:tc>
       </w:tr>
     </w:tbl>
+    <w:p>
+      <w:pPr>
+        <w:spacing w:after="200" w:line="276" w:lineRule="auto"/>
+        <w:rPr>
+          <w:rFonts w:ascii="Times New Roman" w:hAnsi="Times New Roman" w:cs="Times New Roman"/>
+        </w:rPr>
+      </w:pPr>
+    </w:p>
+    <w:p>
+      <w:pPr>
+        <w:spacing w:after="200" w:line="276" w:lineRule="auto"/>
+        <w:rPr>
+          <w:rFonts w:ascii="Times New Roman" w:hAnsi="Times New Roman" w:cs="Times New Roman"/>
+        </w:rPr>
+      </w:pPr>
+    </w:p>
     <w:p>
       <w:pPr>
         <w:spacing w:after="200" w:line="276" w:lineRule="auto"/>
@@ -6690,12 +6710,6 @@
             <w:insideH w:val="single" w:color="auto" w:sz="4" w:space="0"/>
             <w:insideV w:val="single" w:color="auto" w:sz="4" w:space="0"/>
           </w:tblBorders>
-          <w:tblCellMar>
-            <w:top w:w="0" w:type="dxa"/>
-            <w:left w:w="108" w:type="dxa"/>
-            <w:bottom w:w="0" w:type="dxa"/>
-            <w:right w:w="108" w:type="dxa"/>
-          </w:tblCellMar>
         </w:tblPrEx>
         <w:tc>
           <w:tcPr>
@@ -10534,6 +10548,12 @@
             <w:insideH w:val="single" w:color="auto" w:sz="4" w:space="0"/>
             <w:insideV w:val="single" w:color="auto" w:sz="4" w:space="0"/>
           </w:tblBorders>
+          <w:tblCellMar>
+            <w:top w:w="0" w:type="dxa"/>
+            <w:left w:w="108" w:type="dxa"/>
+            <w:bottom w:w="0" w:type="dxa"/>
+            <w:right w:w="108" w:type="dxa"/>
+          </w:tblCellMar>
         </w:tblPrEx>
         <w:tc>
           <w:tcPr>
@@ -11409,7 +11429,19 @@
                 <w:szCs w:val="22"/>
                 <w14:ligatures w14:val="none"/>
               </w:rPr>
-              <w:t xml:space="preserve"> chọn chức năng </w:t>
+              <w:t xml:space="preserve"> </w:t>
+            </w:r>
+            <w:bookmarkStart w:id="0" w:name="_GoBack"/>
+            <w:bookmarkEnd w:id="0"/>
+            <w:r>
+              <w:rPr>
+                <w:rFonts w:ascii="Times New Roman" w:hAnsi="Times New Roman" w:cs="Times New Roman" w:eastAsiaTheme="minorEastAsia"/>
+                <w:kern w:val="0"/>
+                <w:sz w:val="22"/>
+                <w:szCs w:val="22"/>
+                <w14:ligatures w14:val="none"/>
+              </w:rPr>
+              <w:t xml:space="preserve">chọn chức năng </w:t>
             </w:r>
             <w:r>
               <w:rPr>
@@ -12585,6 +12617,12 @@
             <w:insideH w:val="single" w:color="auto" w:sz="4" w:space="0"/>
             <w:insideV w:val="single" w:color="auto" w:sz="4" w:space="0"/>
           </w:tblBorders>
+          <w:tblCellMar>
+            <w:top w:w="0" w:type="dxa"/>
+            <w:left w:w="108" w:type="dxa"/>
+            <w:bottom w:w="0" w:type="dxa"/>
+            <w:right w:w="108" w:type="dxa"/>
+          </w:tblCellMar>
         </w:tblPrEx>
         <w:tc>
           <w:tcPr>
@@ -14760,7 +14798,7 @@
       </w:tblPr>
       <w:tblGrid>
         <w:gridCol w:w="4320"/>
-        <w:gridCol w:w="4320"/>
+        <w:gridCol w:w="4857"/>
       </w:tblGrid>
       <w:tr>
         <w:tblPrEx>
@@ -14813,7 +14851,7 @@
         </w:tc>
         <w:tc>
           <w:tcPr>
-            <w:tcW w:w="4320" w:type="dxa"/>
+            <w:tcW w:w="4857" w:type="dxa"/>
             <w:vAlign w:val="center"/>
           </w:tcPr>
           <w:p>
@@ -14893,7 +14931,7 @@
         </w:tc>
         <w:tc>
           <w:tcPr>
-            <w:tcW w:w="4320" w:type="dxa"/>
+            <w:tcW w:w="4857" w:type="dxa"/>
             <w:vAlign w:val="center"/>
           </w:tcPr>
           <w:p>
@@ -14971,7 +15009,7 @@
         </w:tc>
         <w:tc>
           <w:tcPr>
-            <w:tcW w:w="4320" w:type="dxa"/>
+            <w:tcW w:w="4857" w:type="dxa"/>
             <w:vAlign w:val="center"/>
           </w:tcPr>
           <w:p>
@@ -15048,7 +15086,7 @@
         </w:tc>
         <w:tc>
           <w:tcPr>
-            <w:tcW w:w="4320" w:type="dxa"/>
+            <w:tcW w:w="4857" w:type="dxa"/>
             <w:vAlign w:val="center"/>
           </w:tcPr>
           <w:p>
@@ -15125,7 +15163,7 @@
         </w:tc>
         <w:tc>
           <w:tcPr>
-            <w:tcW w:w="4320" w:type="dxa"/>
+            <w:tcW w:w="4857" w:type="dxa"/>
             <w:vAlign w:val="center"/>
           </w:tcPr>
           <w:p>
@@ -15202,7 +15240,7 @@
         </w:tc>
         <w:tc>
           <w:tcPr>
-            <w:tcW w:w="4320" w:type="dxa"/>
+            <w:tcW w:w="4857" w:type="dxa"/>
             <w:vAlign w:val="center"/>
           </w:tcPr>
           <w:p>
@@ -15279,7 +15317,7 @@
         </w:tc>
         <w:tc>
           <w:tcPr>
-            <w:tcW w:w="4320" w:type="dxa"/>
+            <w:tcW w:w="4857" w:type="dxa"/>
             <w:vAlign w:val="center"/>
           </w:tcPr>
           <w:p>
@@ -15440,7 +15478,7 @@
         </w:tc>
         <w:tc>
           <w:tcPr>
-            <w:tcW w:w="4320" w:type="dxa"/>
+            <w:tcW w:w="4857" w:type="dxa"/>
             <w:vAlign w:val="center"/>
           </w:tcPr>
           <w:p>
@@ -15538,7 +15576,7 @@
         </w:tc>
         <w:tc>
           <w:tcPr>
-            <w:tcW w:w="4320" w:type="dxa"/>
+            <w:tcW w:w="4857" w:type="dxa"/>
             <w:vAlign w:val="center"/>
           </w:tcPr>
           <w:p>
@@ -15615,7 +15653,7 @@
         </w:tc>
         <w:tc>
           <w:tcPr>
-            <w:tcW w:w="4320" w:type="dxa"/>
+            <w:tcW w:w="4857" w:type="dxa"/>
             <w:vAlign w:val="center"/>
           </w:tcPr>
           <w:p>
@@ -15734,7 +15772,7 @@
         </w:tc>
         <w:tc>
           <w:tcPr>
-            <w:tcW w:w="4320" w:type="dxa"/>
+            <w:tcW w:w="4857" w:type="dxa"/>
             <w:vAlign w:val="center"/>
           </w:tcPr>
           <w:p>
@@ -16341,7 +16379,7 @@
         </w:tc>
         <w:tc>
           <w:tcPr>
-            <w:tcW w:w="4320" w:type="dxa"/>
+            <w:tcW w:w="4857" w:type="dxa"/>
             <w:vAlign w:val="center"/>
           </w:tcPr>
           <w:p>
@@ -16529,7 +16567,7 @@
         </w:tc>
         <w:tc>
           <w:tcPr>
-            <w:tcW w:w="4320" w:type="dxa"/>
+            <w:tcW w:w="4857" w:type="dxa"/>
             <w:vAlign w:val="center"/>
           </w:tcPr>
           <w:p>
@@ -16779,7 +16817,7 @@
         </w:tc>
         <w:tc>
           <w:tcPr>
-            <w:tcW w:w="4320" w:type="dxa"/>
+            <w:tcW w:w="4857" w:type="dxa"/>
             <w:vAlign w:val="center"/>
           </w:tcPr>
           <w:p>
@@ -16856,7 +16894,7 @@
         </w:tc>
         <w:tc>
           <w:tcPr>
-            <w:tcW w:w="4320" w:type="dxa"/>
+            <w:tcW w:w="4857" w:type="dxa"/>
             <w:vAlign w:val="center"/>
           </w:tcPr>
           <w:p>
@@ -16996,7 +17034,7 @@
         </w:tc>
         <w:tc>
           <w:tcPr>
-            <w:tcW w:w="4320" w:type="dxa"/>
+            <w:tcW w:w="4857" w:type="dxa"/>
             <w:vAlign w:val="center"/>
           </w:tcPr>
           <w:p>
@@ -17097,6 +17135,29 @@
         <w:rPr>
           <w:rFonts w:ascii="Times New Roman" w:hAnsi="Times New Roman" w:cs="Times New Roman"/>
         </w:rPr>
+      </w:pPr>
+    </w:p>
+    <w:p>
+      <w:pPr>
+        <w:pStyle w:val="32"/>
+        <w:numPr>
+          <w:numId w:val="0"/>
+        </w:numPr>
+        <w:spacing w:after="200" w:line="276" w:lineRule="auto"/>
+        <w:ind w:left="360" w:leftChars="0"/>
+        <w:rPr>
+          <w:rFonts w:ascii="Times New Roman" w:hAnsi="Times New Roman" w:cs="Times New Roman"/>
+          <w:b/>
+          <w:bCs/>
+          <w:sz w:val="40"/>
+          <w:szCs w:val="40"/>
+        </w:rPr>
+        <w:sectPr>
+          <w:pgSz w:w="12240" w:h="15840"/>
+          <w:pgMar w:top="1440" w:right="1440" w:bottom="1440" w:left="1440" w:header="720" w:footer="720" w:gutter="0"/>
+          <w:cols w:space="720" w:num="1"/>
+          <w:docGrid w:linePitch="360" w:charSpace="0"/>
+        </w:sectPr>
       </w:pPr>
     </w:p>
     <w:p>
@@ -17128,831 +17189,6 @@
     </w:p>
     <w:p>
       <w:pPr>
-        <w:pStyle w:val="32"/>
-        <w:numPr>
-          <w:ilvl w:val="0"/>
-          <w:numId w:val="17"/>
-        </w:numPr>
-        <w:spacing w:after="200" w:line="276" w:lineRule="auto"/>
-        <w:rPr>
-          <w:rFonts w:ascii="Times New Roman" w:hAnsi="Times New Roman" w:cs="Times New Roman"/>
-        </w:rPr>
-      </w:pPr>
-      <w:r>
-        <w:rPr>
-          <w:rFonts w:ascii="Times New Roman" w:hAnsi="Times New Roman" w:cs="Times New Roman"/>
-        </w:rPr>
-        <w:t>Sản phẩm</w:t>
-      </w:r>
-    </w:p>
-    <w:p>
-      <w:pPr>
-        <w:pStyle w:val="32"/>
-        <w:numPr>
-          <w:ilvl w:val="0"/>
-          <w:numId w:val="18"/>
-        </w:numPr>
-        <w:spacing w:after="200" w:line="276" w:lineRule="auto"/>
-        <w:ind w:left="1440"/>
-        <w:rPr>
-          <w:rFonts w:ascii="Times New Roman" w:hAnsi="Times New Roman" w:cs="Times New Roman"/>
-        </w:rPr>
-      </w:pPr>
-      <w:r>
-        <w:rPr>
-          <w:rFonts w:ascii="Times New Roman" w:hAnsi="Times New Roman" w:cs="Times New Roman"/>
-        </w:rPr>
-        <w:t xml:space="preserve">Thuộc tính: </w:t>
-      </w:r>
-      <w:r>
-        <w:rPr>
-          <w:rFonts w:ascii="Times New Roman" w:hAnsi="Times New Roman" w:cs="Times New Roman"/>
-          <w:b/>
-          <w:bCs/>
-        </w:rPr>
-        <w:t>Mã SP</w:t>
-      </w:r>
-      <w:r>
-        <w:rPr>
-          <w:rFonts w:ascii="Times New Roman" w:hAnsi="Times New Roman" w:cs="Times New Roman"/>
-        </w:rPr>
-        <w:t xml:space="preserve">, tên sản phẩm, mã vạch, mô tả, </w:t>
-      </w:r>
-      <w:r>
-        <w:rPr>
-          <w:rFonts w:ascii="Times New Roman" w:hAnsi="Times New Roman" w:cs="Times New Roman"/>
-          <w:b/>
-          <w:bCs/>
-          <w:i/>
-          <w:iCs/>
-        </w:rPr>
-        <w:t>Mã danh mục</w:t>
-      </w:r>
-      <w:r>
-        <w:rPr>
-          <w:rFonts w:ascii="Times New Roman" w:hAnsi="Times New Roman" w:cs="Times New Roman"/>
-        </w:rPr>
-        <w:t>, đơn giá, thuộc tính(màu sắc, kích thước, …), thuếVAT</w:t>
-      </w:r>
-    </w:p>
-    <w:p>
-      <w:pPr>
-        <w:pStyle w:val="32"/>
-        <w:numPr>
-          <w:ilvl w:val="0"/>
-          <w:numId w:val="19"/>
-        </w:numPr>
-        <w:spacing w:after="200" w:line="276" w:lineRule="auto"/>
-        <w:rPr>
-          <w:rFonts w:ascii="Times New Roman" w:hAnsi="Times New Roman" w:cs="Times New Roman"/>
-        </w:rPr>
-      </w:pPr>
-      <w:r>
-        <w:rPr>
-          <w:rFonts w:ascii="Times New Roman" w:hAnsi="Times New Roman" w:cs="Times New Roman"/>
-        </w:rPr>
-        <w:t>Phương thức: Xem thông tin sản phẩm, Thêm sản phẩm, Sửa SP, Xóa SP</w:t>
-      </w:r>
-    </w:p>
-    <w:p>
-      <w:pPr>
-        <w:pStyle w:val="32"/>
-        <w:numPr>
-          <w:ilvl w:val="0"/>
-          <w:numId w:val="17"/>
-        </w:numPr>
-        <w:spacing w:after="200" w:line="276" w:lineRule="auto"/>
-        <w:rPr>
-          <w:rFonts w:ascii="Times New Roman" w:hAnsi="Times New Roman" w:cs="Times New Roman"/>
-        </w:rPr>
-      </w:pPr>
-      <w:r>
-        <w:rPr>
-          <w:rFonts w:ascii="Times New Roman" w:hAnsi="Times New Roman" w:cs="Times New Roman"/>
-        </w:rPr>
-        <w:t>Danh mục</w:t>
-      </w:r>
-    </w:p>
-    <w:p>
-      <w:pPr>
-        <w:pStyle w:val="32"/>
-        <w:numPr>
-          <w:ilvl w:val="1"/>
-          <w:numId w:val="17"/>
-        </w:numPr>
-        <w:spacing w:after="200" w:line="276" w:lineRule="auto"/>
-        <w:rPr>
-          <w:rFonts w:ascii="Times New Roman" w:hAnsi="Times New Roman" w:cs="Times New Roman"/>
-        </w:rPr>
-      </w:pPr>
-      <w:r>
-        <w:rPr>
-          <w:rFonts w:ascii="Times New Roman" w:hAnsi="Times New Roman" w:cs="Times New Roman"/>
-        </w:rPr>
-        <w:t xml:space="preserve">Thuộc tính: </w:t>
-      </w:r>
-      <w:r>
-        <w:rPr>
-          <w:rFonts w:ascii="Times New Roman" w:hAnsi="Times New Roman" w:cs="Times New Roman"/>
-          <w:b/>
-          <w:bCs/>
-        </w:rPr>
-        <w:t>Mã danh mục</w:t>
-      </w:r>
-      <w:r>
-        <w:rPr>
-          <w:rFonts w:ascii="Times New Roman" w:hAnsi="Times New Roman" w:cs="Times New Roman"/>
-        </w:rPr>
-        <w:t>, tên danh mục, mô tả</w:t>
-      </w:r>
-    </w:p>
-    <w:p>
-      <w:pPr>
-        <w:pStyle w:val="32"/>
-        <w:numPr>
-          <w:ilvl w:val="1"/>
-          <w:numId w:val="17"/>
-        </w:numPr>
-        <w:spacing w:after="200" w:line="276" w:lineRule="auto"/>
-        <w:rPr>
-          <w:rFonts w:ascii="Times New Roman" w:hAnsi="Times New Roman" w:cs="Times New Roman"/>
-        </w:rPr>
-      </w:pPr>
-      <w:r>
-        <w:rPr>
-          <w:rFonts w:ascii="Times New Roman" w:hAnsi="Times New Roman" w:cs="Times New Roman"/>
-        </w:rPr>
-        <w:t>Phương thức: Thêm DM, Sửa DM, Xóa DM</w:t>
-      </w:r>
-    </w:p>
-    <w:p>
-      <w:pPr>
-        <w:pStyle w:val="32"/>
-        <w:numPr>
-          <w:ilvl w:val="0"/>
-          <w:numId w:val="17"/>
-        </w:numPr>
-        <w:spacing w:after="200" w:line="276" w:lineRule="auto"/>
-        <w:rPr>
-          <w:rFonts w:ascii="Times New Roman" w:hAnsi="Times New Roman" w:cs="Times New Roman"/>
-        </w:rPr>
-      </w:pPr>
-      <w:r>
-        <w:rPr>
-          <w:rFonts w:ascii="Times New Roman" w:hAnsi="Times New Roman" w:cs="Times New Roman"/>
-        </w:rPr>
-        <w:t>Nhà cung cấp</w:t>
-      </w:r>
-    </w:p>
-    <w:p>
-      <w:pPr>
-        <w:pStyle w:val="32"/>
-        <w:numPr>
-          <w:ilvl w:val="1"/>
-          <w:numId w:val="17"/>
-        </w:numPr>
-        <w:spacing w:after="200" w:line="276" w:lineRule="auto"/>
-        <w:rPr>
-          <w:rFonts w:ascii="Times New Roman" w:hAnsi="Times New Roman" w:cs="Times New Roman"/>
-        </w:rPr>
-      </w:pPr>
-      <w:r>
-        <w:rPr>
-          <w:rFonts w:ascii="Times New Roman" w:hAnsi="Times New Roman" w:cs="Times New Roman"/>
-        </w:rPr>
-        <w:t xml:space="preserve">Thuộc tính: </w:t>
-      </w:r>
-      <w:r>
-        <w:rPr>
-          <w:rFonts w:ascii="Times New Roman" w:hAnsi="Times New Roman" w:cs="Times New Roman"/>
-          <w:b/>
-          <w:bCs/>
-        </w:rPr>
-        <w:t>Mã NCC</w:t>
-      </w:r>
-      <w:r>
-        <w:rPr>
-          <w:rFonts w:ascii="Times New Roman" w:hAnsi="Times New Roman" w:cs="Times New Roman"/>
-        </w:rPr>
-        <w:t>, tên NCC, địa chỉ, SDT, email</w:t>
-      </w:r>
-    </w:p>
-    <w:p>
-      <w:pPr>
-        <w:pStyle w:val="32"/>
-        <w:numPr>
-          <w:ilvl w:val="1"/>
-          <w:numId w:val="17"/>
-        </w:numPr>
-        <w:spacing w:after="200" w:line="276" w:lineRule="auto"/>
-        <w:rPr>
-          <w:rFonts w:ascii="Times New Roman" w:hAnsi="Times New Roman" w:cs="Times New Roman"/>
-        </w:rPr>
-      </w:pPr>
-      <w:r>
-        <w:rPr>
-          <w:rFonts w:ascii="Times New Roman" w:hAnsi="Times New Roman" w:cs="Times New Roman"/>
-        </w:rPr>
-        <w:t>Phương thức: Thêm NCC, Sửa NCC, Xóa NCC</w:t>
-      </w:r>
-    </w:p>
-    <w:p>
-      <w:pPr>
-        <w:pStyle w:val="32"/>
-        <w:numPr>
-          <w:ilvl w:val="0"/>
-          <w:numId w:val="17"/>
-        </w:numPr>
-        <w:spacing w:after="200" w:line="276" w:lineRule="auto"/>
-        <w:rPr>
-          <w:rFonts w:ascii="Times New Roman" w:hAnsi="Times New Roman" w:cs="Times New Roman"/>
-        </w:rPr>
-      </w:pPr>
-      <w:r>
-        <w:rPr>
-          <w:rFonts w:ascii="Times New Roman" w:hAnsi="Times New Roman" w:cs="Times New Roman"/>
-        </w:rPr>
-        <w:t>Hóa đơn</w:t>
-      </w:r>
-    </w:p>
-    <w:p>
-      <w:pPr>
-        <w:pStyle w:val="32"/>
-        <w:numPr>
-          <w:ilvl w:val="1"/>
-          <w:numId w:val="17"/>
-        </w:numPr>
-        <w:spacing w:after="200" w:line="276" w:lineRule="auto"/>
-        <w:rPr>
-          <w:rFonts w:ascii="Times New Roman" w:hAnsi="Times New Roman" w:cs="Times New Roman"/>
-        </w:rPr>
-      </w:pPr>
-      <w:r>
-        <w:rPr>
-          <w:rFonts w:ascii="Times New Roman" w:hAnsi="Times New Roman" w:cs="Times New Roman"/>
-        </w:rPr>
-        <w:t xml:space="preserve">Thuộc tính: </w:t>
-      </w:r>
-      <w:r>
-        <w:rPr>
-          <w:rFonts w:ascii="Times New Roman" w:hAnsi="Times New Roman" w:cs="Times New Roman"/>
-          <w:b/>
-          <w:bCs/>
-        </w:rPr>
-        <w:t>Mã hóa đơn</w:t>
-      </w:r>
-      <w:r>
-        <w:rPr>
-          <w:rFonts w:ascii="Times New Roman" w:hAnsi="Times New Roman" w:cs="Times New Roman"/>
-        </w:rPr>
-        <w:t>, ngày lập, tổng tiền HĐ, thuế VAT, giảm giá, thành tiền</w:t>
-      </w:r>
-    </w:p>
-    <w:p>
-      <w:pPr>
-        <w:pStyle w:val="32"/>
-        <w:numPr>
-          <w:ilvl w:val="1"/>
-          <w:numId w:val="17"/>
-        </w:numPr>
-        <w:spacing w:after="200" w:line="276" w:lineRule="auto"/>
-        <w:rPr>
-          <w:rFonts w:ascii="Times New Roman" w:hAnsi="Times New Roman" w:cs="Times New Roman"/>
-        </w:rPr>
-      </w:pPr>
-      <w:r>
-        <w:rPr>
-          <w:rFonts w:ascii="Times New Roman" w:hAnsi="Times New Roman" w:cs="Times New Roman"/>
-        </w:rPr>
-        <w:t>Phương thức: Tạo hóa đơn, Tính tổng tiền, In hóa đơn</w:t>
-      </w:r>
-    </w:p>
-    <w:p>
-      <w:pPr>
-        <w:pStyle w:val="32"/>
-        <w:numPr>
-          <w:ilvl w:val="0"/>
-          <w:numId w:val="17"/>
-        </w:numPr>
-        <w:spacing w:after="200" w:line="276" w:lineRule="auto"/>
-        <w:rPr>
-          <w:rFonts w:ascii="Times New Roman" w:hAnsi="Times New Roman" w:cs="Times New Roman"/>
-        </w:rPr>
-      </w:pPr>
-      <w:r>
-        <w:rPr>
-          <w:rFonts w:ascii="Times New Roman" w:hAnsi="Times New Roman" w:cs="Times New Roman"/>
-        </w:rPr>
-        <w:t>Chi tiết hóa đơn</w:t>
-      </w:r>
-    </w:p>
-    <w:p>
-      <w:pPr>
-        <w:pStyle w:val="32"/>
-        <w:numPr>
-          <w:ilvl w:val="1"/>
-          <w:numId w:val="17"/>
-        </w:numPr>
-        <w:spacing w:after="200" w:line="276" w:lineRule="auto"/>
-        <w:rPr>
-          <w:rFonts w:ascii="Times New Roman" w:hAnsi="Times New Roman" w:cs="Times New Roman"/>
-        </w:rPr>
-      </w:pPr>
-      <w:r>
-        <w:rPr>
-          <w:rFonts w:ascii="Times New Roman" w:hAnsi="Times New Roman" w:cs="Times New Roman"/>
-        </w:rPr>
-        <w:t xml:space="preserve">Thuộc tính: </w:t>
-      </w:r>
-      <w:r>
-        <w:rPr>
-          <w:rFonts w:ascii="Times New Roman" w:hAnsi="Times New Roman" w:cs="Times New Roman"/>
-          <w:b/>
-          <w:bCs/>
-        </w:rPr>
-        <w:t>Mã hóa đơn</w:t>
-      </w:r>
-      <w:r>
-        <w:rPr>
-          <w:rFonts w:ascii="Times New Roman" w:hAnsi="Times New Roman" w:cs="Times New Roman"/>
-        </w:rPr>
-        <w:t xml:space="preserve">, </w:t>
-      </w:r>
-      <w:r>
-        <w:rPr>
-          <w:rFonts w:ascii="Times New Roman" w:hAnsi="Times New Roman" w:cs="Times New Roman"/>
-          <w:b/>
-          <w:bCs/>
-          <w:i/>
-          <w:iCs/>
-        </w:rPr>
-        <w:t>Mã SP</w:t>
-      </w:r>
-      <w:r>
-        <w:rPr>
-          <w:rFonts w:ascii="Times New Roman" w:hAnsi="Times New Roman" w:cs="Times New Roman"/>
-        </w:rPr>
-        <w:t>, đơn giá, số lượng, tổng tiền</w:t>
-      </w:r>
-    </w:p>
-    <w:p>
-      <w:pPr>
-        <w:pStyle w:val="32"/>
-        <w:numPr>
-          <w:ilvl w:val="1"/>
-          <w:numId w:val="17"/>
-        </w:numPr>
-        <w:spacing w:after="200" w:line="276" w:lineRule="auto"/>
-        <w:rPr>
-          <w:rFonts w:ascii="Times New Roman" w:hAnsi="Times New Roman" w:cs="Times New Roman"/>
-        </w:rPr>
-      </w:pPr>
-      <w:r>
-        <w:rPr>
-          <w:rFonts w:ascii="Times New Roman" w:hAnsi="Times New Roman" w:cs="Times New Roman"/>
-        </w:rPr>
-        <w:t>Phương thức: Tính tổng tiền</w:t>
-      </w:r>
-    </w:p>
-    <w:p>
-      <w:pPr>
-        <w:pStyle w:val="32"/>
-        <w:numPr>
-          <w:ilvl w:val="0"/>
-          <w:numId w:val="17"/>
-        </w:numPr>
-        <w:spacing w:after="200" w:line="276" w:lineRule="auto"/>
-        <w:rPr>
-          <w:rFonts w:ascii="Times New Roman" w:hAnsi="Times New Roman" w:cs="Times New Roman"/>
-        </w:rPr>
-      </w:pPr>
-      <w:r>
-        <w:rPr>
-          <w:rFonts w:ascii="Times New Roman" w:hAnsi="Times New Roman" w:cs="Times New Roman"/>
-        </w:rPr>
-        <w:t>Phiếu nhập kho</w:t>
-      </w:r>
-    </w:p>
-    <w:p>
-      <w:pPr>
-        <w:pStyle w:val="32"/>
-        <w:numPr>
-          <w:ilvl w:val="1"/>
-          <w:numId w:val="17"/>
-        </w:numPr>
-        <w:spacing w:after="200" w:line="276" w:lineRule="auto"/>
-        <w:rPr>
-          <w:rFonts w:ascii="Times New Roman" w:hAnsi="Times New Roman" w:cs="Times New Roman"/>
-        </w:rPr>
-      </w:pPr>
-      <w:r>
-        <w:rPr>
-          <w:rFonts w:ascii="Times New Roman" w:hAnsi="Times New Roman" w:cs="Times New Roman"/>
-        </w:rPr>
-        <w:t xml:space="preserve">Thuộc tính: </w:t>
-      </w:r>
-      <w:r>
-        <w:rPr>
-          <w:rFonts w:ascii="Times New Roman" w:hAnsi="Times New Roman" w:cs="Times New Roman"/>
-          <w:b/>
-          <w:bCs/>
-        </w:rPr>
-        <w:t>Mã phiếu</w:t>
-      </w:r>
-      <w:r>
-        <w:rPr>
-          <w:rFonts w:ascii="Times New Roman" w:hAnsi="Times New Roman" w:cs="Times New Roman"/>
-        </w:rPr>
-        <w:t xml:space="preserve">, </w:t>
-      </w:r>
-      <w:r>
-        <w:rPr>
-          <w:rFonts w:ascii="Times New Roman" w:hAnsi="Times New Roman" w:cs="Times New Roman"/>
-          <w:b/>
-          <w:bCs/>
-          <w:i/>
-          <w:iCs/>
-        </w:rPr>
-        <w:t>Mã SP</w:t>
-      </w:r>
-      <w:r>
-        <w:rPr>
-          <w:rFonts w:ascii="Times New Roman" w:hAnsi="Times New Roman" w:cs="Times New Roman"/>
-        </w:rPr>
-        <w:t>, ngày lập, Mã NCC, tổng số lượng</w:t>
-      </w:r>
-    </w:p>
-    <w:p>
-      <w:pPr>
-        <w:pStyle w:val="32"/>
-        <w:numPr>
-          <w:ilvl w:val="1"/>
-          <w:numId w:val="17"/>
-        </w:numPr>
-        <w:spacing w:after="200" w:line="276" w:lineRule="auto"/>
-        <w:rPr>
-          <w:rFonts w:ascii="Times New Roman" w:hAnsi="Times New Roman" w:cs="Times New Roman"/>
-        </w:rPr>
-      </w:pPr>
-      <w:r>
-        <w:rPr>
-          <w:rFonts w:ascii="Times New Roman" w:hAnsi="Times New Roman" w:cs="Times New Roman"/>
-        </w:rPr>
-        <w:t>Phương thức: Thêm phiếu, Sửa phiếu, Xem lịch sử phiếu</w:t>
-      </w:r>
-    </w:p>
-    <w:p>
-      <w:pPr>
-        <w:pStyle w:val="32"/>
-        <w:numPr>
-          <w:ilvl w:val="0"/>
-          <w:numId w:val="17"/>
-        </w:numPr>
-        <w:spacing w:after="200" w:line="276" w:lineRule="auto"/>
-        <w:rPr>
-          <w:rFonts w:ascii="Times New Roman" w:hAnsi="Times New Roman" w:cs="Times New Roman"/>
-        </w:rPr>
-      </w:pPr>
-      <w:r>
-        <w:rPr>
-          <w:rFonts w:ascii="Times New Roman" w:hAnsi="Times New Roman" w:cs="Times New Roman"/>
-        </w:rPr>
-        <w:t>Tồn kho</w:t>
-      </w:r>
-    </w:p>
-    <w:p>
-      <w:pPr>
-        <w:pStyle w:val="32"/>
-        <w:numPr>
-          <w:ilvl w:val="1"/>
-          <w:numId w:val="17"/>
-        </w:numPr>
-        <w:spacing w:after="200" w:line="276" w:lineRule="auto"/>
-        <w:rPr>
-          <w:rFonts w:ascii="Times New Roman" w:hAnsi="Times New Roman" w:cs="Times New Roman"/>
-        </w:rPr>
-      </w:pPr>
-      <w:r>
-        <w:rPr>
-          <w:rFonts w:ascii="Times New Roman" w:hAnsi="Times New Roman" w:cs="Times New Roman"/>
-        </w:rPr>
-        <w:t xml:space="preserve">Thuộc tính: </w:t>
-      </w:r>
-      <w:r>
-        <w:rPr>
-          <w:rFonts w:ascii="Times New Roman" w:hAnsi="Times New Roman" w:cs="Times New Roman"/>
-          <w:b/>
-          <w:bCs/>
-        </w:rPr>
-        <w:t>Mã tồn kho</w:t>
-      </w:r>
-      <w:r>
-        <w:rPr>
-          <w:rFonts w:ascii="Times New Roman" w:hAnsi="Times New Roman" w:cs="Times New Roman"/>
-        </w:rPr>
-        <w:t xml:space="preserve">, </w:t>
-      </w:r>
-      <w:r>
-        <w:rPr>
-          <w:rFonts w:ascii="Times New Roman" w:hAnsi="Times New Roman" w:cs="Times New Roman"/>
-          <w:b/>
-          <w:bCs/>
-          <w:i/>
-          <w:iCs/>
-        </w:rPr>
-        <w:t>Mã SP</w:t>
-      </w:r>
-      <w:r>
-        <w:rPr>
-          <w:rFonts w:ascii="Times New Roman" w:hAnsi="Times New Roman" w:cs="Times New Roman"/>
-        </w:rPr>
-        <w:t xml:space="preserve">, </w:t>
-      </w:r>
-      <w:r>
-        <w:rPr>
-          <w:rFonts w:ascii="Times New Roman" w:hAnsi="Times New Roman" w:cs="Times New Roman"/>
-          <w:b/>
-          <w:bCs/>
-          <w:i/>
-          <w:iCs/>
-        </w:rPr>
-        <w:t>Mã phiếu nhập</w:t>
-      </w:r>
-      <w:r>
-        <w:rPr>
-          <w:rFonts w:ascii="Times New Roman" w:hAnsi="Times New Roman" w:cs="Times New Roman"/>
-        </w:rPr>
-        <w:t>, số lượng tồn, hạn sử dụng, ngày nhập kho, vị trí(kệ, tủ), tình trạng</w:t>
-      </w:r>
-    </w:p>
-    <w:p>
-      <w:pPr>
-        <w:pStyle w:val="32"/>
-        <w:numPr>
-          <w:ilvl w:val="1"/>
-          <w:numId w:val="17"/>
-        </w:numPr>
-        <w:spacing w:after="200" w:line="276" w:lineRule="auto"/>
-        <w:rPr>
-          <w:rFonts w:ascii="Times New Roman" w:hAnsi="Times New Roman" w:cs="Times New Roman"/>
-        </w:rPr>
-      </w:pPr>
-      <w:r>
-        <w:rPr>
-          <w:rFonts w:ascii="Times New Roman" w:hAnsi="Times New Roman" w:cs="Times New Roman"/>
-        </w:rPr>
-        <w:t>Phương thức: Cập nhật tồn kho, Kiểm tra tồn kho, Cảnh báo tồn thấp, Kiểm tra hạn sử dụng</w:t>
-      </w:r>
-    </w:p>
-    <w:p>
-      <w:pPr>
-        <w:pStyle w:val="32"/>
-        <w:numPr>
-          <w:ilvl w:val="0"/>
-          <w:numId w:val="17"/>
-        </w:numPr>
-        <w:spacing w:after="200" w:line="276" w:lineRule="auto"/>
-        <w:rPr>
-          <w:rFonts w:ascii="Times New Roman" w:hAnsi="Times New Roman" w:cs="Times New Roman"/>
-        </w:rPr>
-      </w:pPr>
-      <w:r>
-        <w:rPr>
-          <w:rFonts w:ascii="Times New Roman" w:hAnsi="Times New Roman" w:cs="Times New Roman"/>
-        </w:rPr>
-        <w:t>Khuyến mãi</w:t>
-      </w:r>
-    </w:p>
-    <w:p>
-      <w:pPr>
-        <w:pStyle w:val="32"/>
-        <w:numPr>
-          <w:ilvl w:val="1"/>
-          <w:numId w:val="17"/>
-        </w:numPr>
-        <w:spacing w:after="200" w:line="276" w:lineRule="auto"/>
-        <w:rPr>
-          <w:rFonts w:ascii="Times New Roman" w:hAnsi="Times New Roman" w:cs="Times New Roman"/>
-        </w:rPr>
-      </w:pPr>
-      <w:r>
-        <w:rPr>
-          <w:rFonts w:ascii="Times New Roman" w:hAnsi="Times New Roman" w:cs="Times New Roman"/>
-        </w:rPr>
-        <w:t xml:space="preserve">Thuộc tính: </w:t>
-      </w:r>
-      <w:r>
-        <w:rPr>
-          <w:rFonts w:ascii="Times New Roman" w:hAnsi="Times New Roman" w:cs="Times New Roman"/>
-          <w:b/>
-          <w:bCs/>
-        </w:rPr>
-        <w:t>Mã KM</w:t>
-      </w:r>
-      <w:r>
-        <w:rPr>
-          <w:rFonts w:ascii="Times New Roman" w:hAnsi="Times New Roman" w:cs="Times New Roman"/>
-        </w:rPr>
-        <w:t xml:space="preserve">, tên KM, </w:t>
-      </w:r>
-      <w:r>
-        <w:rPr>
-          <w:rFonts w:ascii="Times New Roman" w:hAnsi="Times New Roman" w:cs="Times New Roman"/>
-          <w:b/>
-          <w:bCs/>
-          <w:i/>
-          <w:iCs/>
-        </w:rPr>
-        <w:t>Mã SP</w:t>
-      </w:r>
-      <w:r>
-        <w:rPr>
-          <w:rFonts w:ascii="Times New Roman" w:hAnsi="Times New Roman" w:cs="Times New Roman"/>
-        </w:rPr>
-        <w:t>, ngày bắt đầu, ngày kết thúc</w:t>
-      </w:r>
-    </w:p>
-    <w:p>
-      <w:pPr>
-        <w:pStyle w:val="32"/>
-        <w:numPr>
-          <w:ilvl w:val="1"/>
-          <w:numId w:val="17"/>
-        </w:numPr>
-        <w:spacing w:after="200" w:line="276" w:lineRule="auto"/>
-        <w:rPr>
-          <w:rFonts w:ascii="Times New Roman" w:hAnsi="Times New Roman" w:cs="Times New Roman"/>
-        </w:rPr>
-      </w:pPr>
-      <w:r>
-        <w:rPr>
-          <w:rFonts w:ascii="Times New Roman" w:hAnsi="Times New Roman" w:cs="Times New Roman"/>
-        </w:rPr>
-        <w:t>Phương thức: Áp dụng khuyến mại, Sửa nội dung, Kiểm tra hiệu lực</w:t>
-      </w:r>
-    </w:p>
-    <w:p>
-      <w:pPr>
-        <w:pStyle w:val="32"/>
-        <w:numPr>
-          <w:ilvl w:val="0"/>
-          <w:numId w:val="17"/>
-        </w:numPr>
-        <w:spacing w:after="200" w:line="276" w:lineRule="auto"/>
-        <w:rPr>
-          <w:rFonts w:ascii="Times New Roman" w:hAnsi="Times New Roman" w:cs="Times New Roman"/>
-        </w:rPr>
-      </w:pPr>
-      <w:r>
-        <w:rPr>
-          <w:rFonts w:ascii="Times New Roman" w:hAnsi="Times New Roman" w:cs="Times New Roman"/>
-        </w:rPr>
-        <w:t>Người dùng</w:t>
-      </w:r>
-    </w:p>
-    <w:p>
-      <w:pPr>
-        <w:pStyle w:val="32"/>
-        <w:numPr>
-          <w:ilvl w:val="1"/>
-          <w:numId w:val="17"/>
-        </w:numPr>
-        <w:spacing w:after="200" w:line="276" w:lineRule="auto"/>
-        <w:rPr>
-          <w:rFonts w:ascii="Times New Roman" w:hAnsi="Times New Roman" w:cs="Times New Roman"/>
-        </w:rPr>
-      </w:pPr>
-      <w:r>
-        <w:rPr>
-          <w:rFonts w:ascii="Times New Roman" w:hAnsi="Times New Roman" w:cs="Times New Roman"/>
-        </w:rPr>
-        <w:t xml:space="preserve">Thuộc tính: </w:t>
-      </w:r>
-      <w:r>
-        <w:rPr>
-          <w:rFonts w:ascii="Times New Roman" w:hAnsi="Times New Roman" w:cs="Times New Roman"/>
-          <w:b/>
-          <w:bCs/>
-        </w:rPr>
-        <w:t>Mã người dùng</w:t>
-      </w:r>
-      <w:r>
-        <w:rPr>
-          <w:rFonts w:ascii="Times New Roman" w:hAnsi="Times New Roman" w:cs="Times New Roman"/>
-        </w:rPr>
-        <w:t>, tên đăng nhập, mật khẩu, quyền hạn</w:t>
-      </w:r>
-    </w:p>
-    <w:p>
-      <w:pPr>
-        <w:pStyle w:val="32"/>
-        <w:numPr>
-          <w:ilvl w:val="1"/>
-          <w:numId w:val="17"/>
-        </w:numPr>
-        <w:spacing w:after="200" w:line="276" w:lineRule="auto"/>
-        <w:rPr>
-          <w:rFonts w:ascii="Times New Roman" w:hAnsi="Times New Roman" w:cs="Times New Roman"/>
-        </w:rPr>
-      </w:pPr>
-      <w:r>
-        <w:rPr>
-          <w:rFonts w:ascii="Times New Roman" w:hAnsi="Times New Roman" w:cs="Times New Roman"/>
-        </w:rPr>
-        <w:t>Phương thức: Đăng nhập, Đăng xuất, Quản lý người dùng(Admin)</w:t>
-      </w:r>
-    </w:p>
-    <w:p>
-      <w:pPr>
-        <w:pStyle w:val="32"/>
-        <w:numPr>
-          <w:ilvl w:val="0"/>
-          <w:numId w:val="20"/>
-        </w:numPr>
-        <w:spacing w:after="200" w:line="276" w:lineRule="auto"/>
-        <w:rPr>
-          <w:rFonts w:ascii="Times New Roman" w:hAnsi="Times New Roman" w:cs="Times New Roman"/>
-        </w:rPr>
-      </w:pPr>
-      <w:r>
-        <w:rPr>
-          <w:rFonts w:ascii="Times New Roman" w:hAnsi="Times New Roman" w:cs="Times New Roman"/>
-        </w:rPr>
-        <w:t>Thanh toán</w:t>
-      </w:r>
-    </w:p>
-    <w:p>
-      <w:pPr>
-        <w:pStyle w:val="32"/>
-        <w:numPr>
-          <w:ilvl w:val="1"/>
-          <w:numId w:val="20"/>
-        </w:numPr>
-        <w:spacing w:after="200" w:line="276" w:lineRule="auto"/>
-        <w:rPr>
-          <w:sz w:val="22"/>
-          <w:szCs w:val="22"/>
-        </w:rPr>
-      </w:pPr>
-      <w:r>
-        <w:rPr>
-          <w:rFonts w:ascii="Times New Roman" w:hAnsi="Times New Roman" w:cs="Times New Roman"/>
-        </w:rPr>
-        <w:t xml:space="preserve">Thuộc tính: </w:t>
-      </w:r>
-      <w:r>
-        <w:rPr>
-          <w:rFonts w:ascii="Times New Roman" w:hAnsi="Times New Roman" w:cs="Times New Roman"/>
-          <w:b/>
-          <w:bCs/>
-        </w:rPr>
-        <w:t>Mã thanh toán</w:t>
-      </w:r>
-      <w:r>
-        <w:rPr>
-          <w:rFonts w:ascii="Times New Roman" w:hAnsi="Times New Roman" w:cs="Times New Roman"/>
-        </w:rPr>
-        <w:t xml:space="preserve">, </w:t>
-      </w:r>
-      <w:r>
-        <w:rPr>
-          <w:rFonts w:ascii="Times New Roman" w:hAnsi="Times New Roman" w:cs="Times New Roman"/>
-          <w:b/>
-          <w:bCs/>
-          <w:i/>
-          <w:iCs/>
-        </w:rPr>
-        <w:t>Mã hóa đơn</w:t>
-      </w:r>
-      <w:r>
-        <w:rPr>
-          <w:rFonts w:ascii="Times New Roman" w:hAnsi="Times New Roman" w:cs="Times New Roman"/>
-        </w:rPr>
-        <w:t>, phương thức thanh toán(tiền mặt, thẻ, chuyển khoản), số tiền thanh toán, ngày, trạng thái(đã/chưa/thất bại)</w:t>
-      </w:r>
-    </w:p>
-    <w:p>
-      <w:pPr>
-        <w:pStyle w:val="32"/>
-        <w:numPr>
-          <w:ilvl w:val="1"/>
-          <w:numId w:val="20"/>
-        </w:numPr>
-        <w:spacing w:after="200" w:line="276" w:lineRule="auto"/>
-        <w:rPr>
-          <w:sz w:val="22"/>
-          <w:szCs w:val="22"/>
-        </w:rPr>
-      </w:pPr>
-      <w:r>
-        <w:rPr>
-          <w:rFonts w:ascii="Times New Roman" w:hAnsi="Times New Roman" w:cs="Times New Roman"/>
-        </w:rPr>
-        <w:t>Phương thức: Tạo giao dịch, Xác thực thanh toán, Hoàn tiền, Cập nhật trạng thái, In biên lai</w:t>
-      </w:r>
-    </w:p>
-    <w:p>
-      <w:pPr>
         <w:tabs>
           <w:tab w:val="left" w:pos="990"/>
         </w:tabs>
@@ -17965,18 +17201,11 @@
         </w:rPr>
       </w:pPr>
       <w:r>
-        <w:rPr>
-          <w:rFonts w:ascii="Times New Roman" w:hAnsi="Times New Roman" w:cs="Times New Roman"/>
-          <w:b/>
-          <w:bCs/>
-          <w:sz w:val="40"/>
-          <w:szCs w:val="40"/>
-        </w:rPr>
         <w:drawing>
-          <wp:inline distT="0" distB="0" distL="0" distR="0">
-            <wp:extent cx="5943600" cy="3691255"/>
-            <wp:effectExtent l="0" t="0" r="0" b="4445"/>
-            <wp:docPr id="658756313" name="Picture 1"/>
+          <wp:inline distT="0" distB="0" distL="114300" distR="114300">
+            <wp:extent cx="5932170" cy="3191510"/>
+            <wp:effectExtent l="0" t="0" r="11430" b="8890"/>
+            <wp:docPr id="4" name="Picture 4"/>
             <wp:cNvGraphicFramePr>
               <a:graphicFrameLocks xmlns:a="http://schemas.openxmlformats.org/drawingml/2006/main" noChangeAspect="1"/>
             </wp:cNvGraphicFramePr>
@@ -17984,7 +17213,7 @@
               <a:graphicData uri="http://schemas.openxmlformats.org/drawingml/2006/picture">
                 <pic:pic xmlns:pic="http://schemas.openxmlformats.org/drawingml/2006/picture">
                   <pic:nvPicPr>
-                    <pic:cNvPr id="658756313" name="Picture 1"/>
+                    <pic:cNvPr id="4" name="Picture 4"/>
                     <pic:cNvPicPr>
                       <a:picLocks noChangeAspect="1"/>
                     </pic:cNvPicPr>
@@ -17998,11 +17227,15 @@
                   <pic:spPr>
                     <a:xfrm>
                       <a:off x="0" y="0"/>
-                      <a:ext cx="5943600" cy="3691255"/>
+                      <a:ext cx="5932170" cy="3191510"/>
                     </a:xfrm>
                     <a:prstGeom prst="rect">
                       <a:avLst/>
                     </a:prstGeom>
+                    <a:noFill/>
+                    <a:ln>
+                      <a:noFill/>
+                    </a:ln>
                   </pic:spPr>
                 </pic:pic>
               </a:graphicData>
@@ -18233,119 +17466,6 @@
     </w:lvl>
   </w:abstractNum>
   <w:abstractNum w:abstractNumId="1">
-    <w:nsid w:val="06615A8E"/>
-    <w:multiLevelType w:val="multilevel"/>
-    <w:tmpl w:val="06615A8E"/>
-    <w:lvl w:ilvl="0" w:tentative="0">
-      <w:start w:val="1"/>
-      <w:numFmt w:val="bullet"/>
-      <w:lvlText w:val="o"/>
-      <w:lvlJc w:val="left"/>
-      <w:pPr>
-        <w:ind w:left="1440" w:hanging="360"/>
-      </w:pPr>
-      <w:rPr>
-        <w:rFonts w:hint="default" w:ascii="Courier New" w:hAnsi="Courier New" w:cs="Courier New"/>
-      </w:rPr>
-    </w:lvl>
-    <w:lvl w:ilvl="1" w:tentative="0">
-      <w:start w:val="1"/>
-      <w:numFmt w:val="bullet"/>
-      <w:lvlText w:val="o"/>
-      <w:lvlJc w:val="left"/>
-      <w:pPr>
-        <w:ind w:left="2160" w:hanging="360"/>
-      </w:pPr>
-      <w:rPr>
-        <w:rFonts w:hint="default" w:ascii="Courier New" w:hAnsi="Courier New" w:cs="Courier New"/>
-      </w:rPr>
-    </w:lvl>
-    <w:lvl w:ilvl="2" w:tentative="0">
-      <w:start w:val="1"/>
-      <w:numFmt w:val="bullet"/>
-      <w:lvlText w:val=""/>
-      <w:lvlJc w:val="left"/>
-      <w:pPr>
-        <w:ind w:left="2880" w:hanging="360"/>
-      </w:pPr>
-      <w:rPr>
-        <w:rFonts w:hint="default" w:ascii="Wingdings" w:hAnsi="Wingdings"/>
-      </w:rPr>
-    </w:lvl>
-    <w:lvl w:ilvl="3" w:tentative="0">
-      <w:start w:val="1"/>
-      <w:numFmt w:val="bullet"/>
-      <w:lvlText w:val=""/>
-      <w:lvlJc w:val="left"/>
-      <w:pPr>
-        <w:ind w:left="3600" w:hanging="360"/>
-      </w:pPr>
-      <w:rPr>
-        <w:rFonts w:hint="default" w:ascii="Symbol" w:hAnsi="Symbol"/>
-      </w:rPr>
-    </w:lvl>
-    <w:lvl w:ilvl="4" w:tentative="0">
-      <w:start w:val="1"/>
-      <w:numFmt w:val="bullet"/>
-      <w:lvlText w:val="o"/>
-      <w:lvlJc w:val="left"/>
-      <w:pPr>
-        <w:ind w:left="4320" w:hanging="360"/>
-      </w:pPr>
-      <w:rPr>
-        <w:rFonts w:hint="default" w:ascii="Courier New" w:hAnsi="Courier New" w:cs="Courier New"/>
-      </w:rPr>
-    </w:lvl>
-    <w:lvl w:ilvl="5" w:tentative="0">
-      <w:start w:val="1"/>
-      <w:numFmt w:val="bullet"/>
-      <w:lvlText w:val=""/>
-      <w:lvlJc w:val="left"/>
-      <w:pPr>
-        <w:ind w:left="5040" w:hanging="360"/>
-      </w:pPr>
-      <w:rPr>
-        <w:rFonts w:hint="default" w:ascii="Wingdings" w:hAnsi="Wingdings"/>
-      </w:rPr>
-    </w:lvl>
-    <w:lvl w:ilvl="6" w:tentative="0">
-      <w:start w:val="1"/>
-      <w:numFmt w:val="bullet"/>
-      <w:lvlText w:val=""/>
-      <w:lvlJc w:val="left"/>
-      <w:pPr>
-        <w:ind w:left="5760" w:hanging="360"/>
-      </w:pPr>
-      <w:rPr>
-        <w:rFonts w:hint="default" w:ascii="Symbol" w:hAnsi="Symbol"/>
-      </w:rPr>
-    </w:lvl>
-    <w:lvl w:ilvl="7" w:tentative="0">
-      <w:start w:val="1"/>
-      <w:numFmt w:val="bullet"/>
-      <w:lvlText w:val="o"/>
-      <w:lvlJc w:val="left"/>
-      <w:pPr>
-        <w:ind w:left="6480" w:hanging="360"/>
-      </w:pPr>
-      <w:rPr>
-        <w:rFonts w:hint="default" w:ascii="Courier New" w:hAnsi="Courier New" w:cs="Courier New"/>
-      </w:rPr>
-    </w:lvl>
-    <w:lvl w:ilvl="8" w:tentative="0">
-      <w:start w:val="1"/>
-      <w:numFmt w:val="bullet"/>
-      <w:lvlText w:val=""/>
-      <w:lvlJc w:val="left"/>
-      <w:pPr>
-        <w:ind w:left="7200" w:hanging="360"/>
-      </w:pPr>
-      <w:rPr>
-        <w:rFonts w:hint="default" w:ascii="Wingdings" w:hAnsi="Wingdings"/>
-      </w:rPr>
-    </w:lvl>
-  </w:abstractNum>
-  <w:abstractNum w:abstractNumId="2">
     <w:nsid w:val="106B0376"/>
     <w:multiLevelType w:val="multilevel"/>
     <w:tmpl w:val="106B0376"/>
@@ -18490,120 +17610,7 @@
       </w:rPr>
     </w:lvl>
   </w:abstractNum>
-  <w:abstractNum w:abstractNumId="3">
-    <w:nsid w:val="132777A7"/>
-    <w:multiLevelType w:val="multilevel"/>
-    <w:tmpl w:val="132777A7"/>
-    <w:lvl w:ilvl="0" w:tentative="0">
-      <w:start w:val="1"/>
-      <w:numFmt w:val="bullet"/>
-      <w:lvlText w:val=""/>
-      <w:lvlJc w:val="left"/>
-      <w:pPr>
-        <w:ind w:left="720" w:hanging="360"/>
-      </w:pPr>
-      <w:rPr>
-        <w:rFonts w:hint="default" w:ascii="Symbol" w:hAnsi="Symbol"/>
-      </w:rPr>
-    </w:lvl>
-    <w:lvl w:ilvl="1" w:tentative="0">
-      <w:start w:val="1"/>
-      <w:numFmt w:val="bullet"/>
-      <w:lvlText w:val="o"/>
-      <w:lvlJc w:val="left"/>
-      <w:pPr>
-        <w:ind w:left="1440" w:hanging="360"/>
-      </w:pPr>
-      <w:rPr>
-        <w:rFonts w:hint="default" w:ascii="Courier New" w:hAnsi="Courier New" w:cs="Courier New"/>
-      </w:rPr>
-    </w:lvl>
-    <w:lvl w:ilvl="2" w:tentative="0">
-      <w:start w:val="1"/>
-      <w:numFmt w:val="bullet"/>
-      <w:lvlText w:val=""/>
-      <w:lvlJc w:val="left"/>
-      <w:pPr>
-        <w:ind w:left="2160" w:hanging="360"/>
-      </w:pPr>
-      <w:rPr>
-        <w:rFonts w:hint="default" w:ascii="Wingdings" w:hAnsi="Wingdings"/>
-      </w:rPr>
-    </w:lvl>
-    <w:lvl w:ilvl="3" w:tentative="0">
-      <w:start w:val="1"/>
-      <w:numFmt w:val="bullet"/>
-      <w:lvlText w:val=""/>
-      <w:lvlJc w:val="left"/>
-      <w:pPr>
-        <w:ind w:left="2880" w:hanging="360"/>
-      </w:pPr>
-      <w:rPr>
-        <w:rFonts w:hint="default" w:ascii="Symbol" w:hAnsi="Symbol"/>
-      </w:rPr>
-    </w:lvl>
-    <w:lvl w:ilvl="4" w:tentative="0">
-      <w:start w:val="1"/>
-      <w:numFmt w:val="bullet"/>
-      <w:lvlText w:val="o"/>
-      <w:lvlJc w:val="left"/>
-      <w:pPr>
-        <w:ind w:left="3600" w:hanging="360"/>
-      </w:pPr>
-      <w:rPr>
-        <w:rFonts w:hint="default" w:ascii="Courier New" w:hAnsi="Courier New" w:cs="Courier New"/>
-      </w:rPr>
-    </w:lvl>
-    <w:lvl w:ilvl="5" w:tentative="0">
-      <w:start w:val="1"/>
-      <w:numFmt w:val="bullet"/>
-      <w:lvlText w:val=""/>
-      <w:lvlJc w:val="left"/>
-      <w:pPr>
-        <w:ind w:left="4320" w:hanging="360"/>
-      </w:pPr>
-      <w:rPr>
-        <w:rFonts w:hint="default" w:ascii="Wingdings" w:hAnsi="Wingdings"/>
-      </w:rPr>
-    </w:lvl>
-    <w:lvl w:ilvl="6" w:tentative="0">
-      <w:start w:val="1"/>
-      <w:numFmt w:val="bullet"/>
-      <w:lvlText w:val=""/>
-      <w:lvlJc w:val="left"/>
-      <w:pPr>
-        <w:ind w:left="5040" w:hanging="360"/>
-      </w:pPr>
-      <w:rPr>
-        <w:rFonts w:hint="default" w:ascii="Symbol" w:hAnsi="Symbol"/>
-      </w:rPr>
-    </w:lvl>
-    <w:lvl w:ilvl="7" w:tentative="0">
-      <w:start w:val="1"/>
-      <w:numFmt w:val="bullet"/>
-      <w:lvlText w:val="o"/>
-      <w:lvlJc w:val="left"/>
-      <w:pPr>
-        <w:ind w:left="5760" w:hanging="360"/>
-      </w:pPr>
-      <w:rPr>
-        <w:rFonts w:hint="default" w:ascii="Courier New" w:hAnsi="Courier New" w:cs="Courier New"/>
-      </w:rPr>
-    </w:lvl>
-    <w:lvl w:ilvl="8" w:tentative="0">
-      <w:start w:val="1"/>
-      <w:numFmt w:val="bullet"/>
-      <w:lvlText w:val=""/>
-      <w:lvlJc w:val="left"/>
-      <w:pPr>
-        <w:ind w:left="6480" w:hanging="360"/>
-      </w:pPr>
-      <w:rPr>
-        <w:rFonts w:hint="default" w:ascii="Wingdings" w:hAnsi="Wingdings"/>
-      </w:rPr>
-    </w:lvl>
-  </w:abstractNum>
-  <w:abstractNum w:abstractNumId="4">
+  <w:abstractNum w:abstractNumId="2">
     <w:nsid w:val="1F3A2D4D"/>
     <w:multiLevelType w:val="multilevel"/>
     <w:tmpl w:val="1F3A2D4D"/>
@@ -18752,7 +17759,7 @@
       </w:rPr>
     </w:lvl>
   </w:abstractNum>
-  <w:abstractNum w:abstractNumId="5">
+  <w:abstractNum w:abstractNumId="3">
     <w:nsid w:val="200A4754"/>
     <w:multiLevelType w:val="multilevel"/>
     <w:tmpl w:val="200A4754"/>
@@ -18838,7 +17845,7 @@
       </w:pPr>
     </w:lvl>
   </w:abstractNum>
-  <w:abstractNum w:abstractNumId="6">
+  <w:abstractNum w:abstractNumId="4">
     <w:nsid w:val="27A05A22"/>
     <w:multiLevelType w:val="multilevel"/>
     <w:tmpl w:val="27A05A22"/>
@@ -18927,10 +17934,10 @@
       </w:pPr>
     </w:lvl>
   </w:abstractNum>
-  <w:abstractNum w:abstractNumId="7">
-    <w:nsid w:val="2CF975DA"/>
+  <w:abstractNum w:abstractNumId="5">
+    <w:nsid w:val="311C4E7E"/>
     <w:multiLevelType w:val="multilevel"/>
-    <w:tmpl w:val="2CF975DA"/>
+    <w:tmpl w:val="311C4E7E"/>
     <w:lvl w:ilvl="0" w:tentative="0">
       <w:start w:val="1"/>
       <w:numFmt w:val="bullet"/>
@@ -19040,14 +18047,14 @@
       </w:rPr>
     </w:lvl>
   </w:abstractNum>
-  <w:abstractNum w:abstractNumId="8">
-    <w:nsid w:val="311C4E7E"/>
+  <w:abstractNum w:abstractNumId="6">
+    <w:nsid w:val="370F07C1"/>
     <w:multiLevelType w:val="multilevel"/>
-    <w:tmpl w:val="311C4E7E"/>
+    <w:tmpl w:val="370F07C1"/>
     <w:lvl w:ilvl="0" w:tentative="0">
       <w:start w:val="1"/>
       <w:numFmt w:val="bullet"/>
-      <w:lvlText w:val=""/>
+      <w:lvlText w:val=""/>
       <w:lvlJc w:val="left"/>
       <w:pPr>
         <w:ind w:left="720" w:hanging="360"/>
@@ -19153,10 +18160,10 @@
       </w:rPr>
     </w:lvl>
   </w:abstractNum>
-  <w:abstractNum w:abstractNumId="9">
-    <w:nsid w:val="370F07C1"/>
+  <w:abstractNum w:abstractNumId="7">
+    <w:nsid w:val="392A3AB4"/>
     <w:multiLevelType w:val="multilevel"/>
-    <w:tmpl w:val="370F07C1"/>
+    <w:tmpl w:val="392A3AB4"/>
     <w:lvl w:ilvl="0" w:tentative="0">
       <w:start w:val="1"/>
       <w:numFmt w:val="bullet"/>
@@ -19266,10 +18273,10 @@
       </w:rPr>
     </w:lvl>
   </w:abstractNum>
-  <w:abstractNum w:abstractNumId="10">
-    <w:nsid w:val="392A3AB4"/>
+  <w:abstractNum w:abstractNumId="8">
+    <w:nsid w:val="3FA26FCD"/>
     <w:multiLevelType w:val="multilevel"/>
-    <w:tmpl w:val="392A3AB4"/>
+    <w:tmpl w:val="3FA26FCD"/>
     <w:lvl w:ilvl="0" w:tentative="0">
       <w:start w:val="1"/>
       <w:numFmt w:val="bullet"/>
@@ -19379,120 +18386,7 @@
       </w:rPr>
     </w:lvl>
   </w:abstractNum>
-  <w:abstractNum w:abstractNumId="11">
-    <w:nsid w:val="3FA26FCD"/>
-    <w:multiLevelType w:val="multilevel"/>
-    <w:tmpl w:val="3FA26FCD"/>
-    <w:lvl w:ilvl="0" w:tentative="0">
-      <w:start w:val="1"/>
-      <w:numFmt w:val="bullet"/>
-      <w:lvlText w:val=""/>
-      <w:lvlJc w:val="left"/>
-      <w:pPr>
-        <w:ind w:left="720" w:hanging="360"/>
-      </w:pPr>
-      <w:rPr>
-        <w:rFonts w:hint="default" w:ascii="Symbol" w:hAnsi="Symbol"/>
-      </w:rPr>
-    </w:lvl>
-    <w:lvl w:ilvl="1" w:tentative="0">
-      <w:start w:val="1"/>
-      <w:numFmt w:val="bullet"/>
-      <w:lvlText w:val="o"/>
-      <w:lvlJc w:val="left"/>
-      <w:pPr>
-        <w:ind w:left="1440" w:hanging="360"/>
-      </w:pPr>
-      <w:rPr>
-        <w:rFonts w:hint="default" w:ascii="Courier New" w:hAnsi="Courier New" w:cs="Courier New"/>
-      </w:rPr>
-    </w:lvl>
-    <w:lvl w:ilvl="2" w:tentative="0">
-      <w:start w:val="1"/>
-      <w:numFmt w:val="bullet"/>
-      <w:lvlText w:val=""/>
-      <w:lvlJc w:val="left"/>
-      <w:pPr>
-        <w:ind w:left="2160" w:hanging="360"/>
-      </w:pPr>
-      <w:rPr>
-        <w:rFonts w:hint="default" w:ascii="Wingdings" w:hAnsi="Wingdings"/>
-      </w:rPr>
-    </w:lvl>
-    <w:lvl w:ilvl="3" w:tentative="0">
-      <w:start w:val="1"/>
-      <w:numFmt w:val="bullet"/>
-      <w:lvlText w:val=""/>
-      <w:lvlJc w:val="left"/>
-      <w:pPr>
-        <w:ind w:left="2880" w:hanging="360"/>
-      </w:pPr>
-      <w:rPr>
-        <w:rFonts w:hint="default" w:ascii="Symbol" w:hAnsi="Symbol"/>
-      </w:rPr>
-    </w:lvl>
-    <w:lvl w:ilvl="4" w:tentative="0">
-      <w:start w:val="1"/>
-      <w:numFmt w:val="bullet"/>
-      <w:lvlText w:val="o"/>
-      <w:lvlJc w:val="left"/>
-      <w:pPr>
-        <w:ind w:left="3600" w:hanging="360"/>
-      </w:pPr>
-      <w:rPr>
-        <w:rFonts w:hint="default" w:ascii="Courier New" w:hAnsi="Courier New" w:cs="Courier New"/>
-      </w:rPr>
-    </w:lvl>
-    <w:lvl w:ilvl="5" w:tentative="0">
-      <w:start w:val="1"/>
-      <w:numFmt w:val="bullet"/>
-      <w:lvlText w:val=""/>
-      <w:lvlJc w:val="left"/>
-      <w:pPr>
-        <w:ind w:left="4320" w:hanging="360"/>
-      </w:pPr>
-      <w:rPr>
-        <w:rFonts w:hint="default" w:ascii="Wingdings" w:hAnsi="Wingdings"/>
-      </w:rPr>
-    </w:lvl>
-    <w:lvl w:ilvl="6" w:tentative="0">
-      <w:start w:val="1"/>
-      <w:numFmt w:val="bullet"/>
-      <w:lvlText w:val=""/>
-      <w:lvlJc w:val="left"/>
-      <w:pPr>
-        <w:ind w:left="5040" w:hanging="360"/>
-      </w:pPr>
-      <w:rPr>
-        <w:rFonts w:hint="default" w:ascii="Symbol" w:hAnsi="Symbol"/>
-      </w:rPr>
-    </w:lvl>
-    <w:lvl w:ilvl="7" w:tentative="0">
-      <w:start w:val="1"/>
-      <w:numFmt w:val="bullet"/>
-      <w:lvlText w:val="o"/>
-      <w:lvlJc w:val="left"/>
-      <w:pPr>
-        <w:ind w:left="5760" w:hanging="360"/>
-      </w:pPr>
-      <w:rPr>
-        <w:rFonts w:hint="default" w:ascii="Courier New" w:hAnsi="Courier New" w:cs="Courier New"/>
-      </w:rPr>
-    </w:lvl>
-    <w:lvl w:ilvl="8" w:tentative="0">
-      <w:start w:val="1"/>
-      <w:numFmt w:val="bullet"/>
-      <w:lvlText w:val=""/>
-      <w:lvlJc w:val="left"/>
-      <w:pPr>
-        <w:ind w:left="6480" w:hanging="360"/>
-      </w:pPr>
-      <w:rPr>
-        <w:rFonts w:hint="default" w:ascii="Wingdings" w:hAnsi="Wingdings"/>
-      </w:rPr>
-    </w:lvl>
-  </w:abstractNum>
-  <w:abstractNum w:abstractNumId="12">
+  <w:abstractNum w:abstractNumId="9">
     <w:nsid w:val="49766854"/>
     <w:multiLevelType w:val="multilevel"/>
     <w:tmpl w:val="49766854"/>
@@ -19605,7 +18499,7 @@
       </w:pPr>
     </w:lvl>
   </w:abstractNum>
-  <w:abstractNum w:abstractNumId="13">
+  <w:abstractNum w:abstractNumId="10">
     <w:nsid w:val="4B3A4044"/>
     <w:multiLevelType w:val="multilevel"/>
     <w:tmpl w:val="4B3A4044"/>
@@ -19694,7 +18588,7 @@
       </w:pPr>
     </w:lvl>
   </w:abstractNum>
-  <w:abstractNum w:abstractNumId="14">
+  <w:abstractNum w:abstractNumId="11">
     <w:nsid w:val="4D8C2CAA"/>
     <w:multiLevelType w:val="multilevel"/>
     <w:tmpl w:val="4D8C2CAA"/>
@@ -19835,7 +18729,7 @@
       </w:rPr>
     </w:lvl>
   </w:abstractNum>
-  <w:abstractNum w:abstractNumId="15">
+  <w:abstractNum w:abstractNumId="12">
     <w:nsid w:val="522806E9"/>
     <w:multiLevelType w:val="multilevel"/>
     <w:tmpl w:val="522806E9"/>
@@ -19948,120 +18842,7 @@
       </w:rPr>
     </w:lvl>
   </w:abstractNum>
-  <w:abstractNum w:abstractNumId="16">
-    <w:nsid w:val="5CDF2C31"/>
-    <w:multiLevelType w:val="multilevel"/>
-    <w:tmpl w:val="5CDF2C31"/>
-    <w:lvl w:ilvl="0" w:tentative="0">
-      <w:start w:val="1"/>
-      <w:numFmt w:val="bullet"/>
-      <w:lvlText w:val="o"/>
-      <w:lvlJc w:val="left"/>
-      <w:pPr>
-        <w:ind w:left="1800" w:hanging="360"/>
-      </w:pPr>
-      <w:rPr>
-        <w:rFonts w:hint="default" w:ascii="Courier New" w:hAnsi="Courier New" w:cs="Courier New"/>
-      </w:rPr>
-    </w:lvl>
-    <w:lvl w:ilvl="1" w:tentative="0">
-      <w:start w:val="1"/>
-      <w:numFmt w:val="bullet"/>
-      <w:lvlText w:val="o"/>
-      <w:lvlJc w:val="left"/>
-      <w:pPr>
-        <w:ind w:left="2520" w:hanging="360"/>
-      </w:pPr>
-      <w:rPr>
-        <w:rFonts w:hint="default" w:ascii="Courier New" w:hAnsi="Courier New" w:cs="Courier New"/>
-      </w:rPr>
-    </w:lvl>
-    <w:lvl w:ilvl="2" w:tentative="0">
-      <w:start w:val="1"/>
-      <w:numFmt w:val="bullet"/>
-      <w:lvlText w:val=""/>
-      <w:lvlJc w:val="left"/>
-      <w:pPr>
-        <w:ind w:left="3240" w:hanging="360"/>
-      </w:pPr>
-      <w:rPr>
-        <w:rFonts w:hint="default" w:ascii="Wingdings" w:hAnsi="Wingdings"/>
-      </w:rPr>
-    </w:lvl>
-    <w:lvl w:ilvl="3" w:tentative="0">
-      <w:start w:val="1"/>
-      <w:numFmt w:val="bullet"/>
-      <w:lvlText w:val=""/>
-      <w:lvlJc w:val="left"/>
-      <w:pPr>
-        <w:ind w:left="3960" w:hanging="360"/>
-      </w:pPr>
-      <w:rPr>
-        <w:rFonts w:hint="default" w:ascii="Symbol" w:hAnsi="Symbol"/>
-      </w:rPr>
-    </w:lvl>
-    <w:lvl w:ilvl="4" w:tentative="0">
-      <w:start w:val="1"/>
-      <w:numFmt w:val="bullet"/>
-      <w:lvlText w:val="o"/>
-      <w:lvlJc w:val="left"/>
-      <w:pPr>
-        <w:ind w:left="4680" w:hanging="360"/>
-      </w:pPr>
-      <w:rPr>
-        <w:rFonts w:hint="default" w:ascii="Courier New" w:hAnsi="Courier New" w:cs="Courier New"/>
-      </w:rPr>
-    </w:lvl>
-    <w:lvl w:ilvl="5" w:tentative="0">
-      <w:start w:val="1"/>
-      <w:numFmt w:val="bullet"/>
-      <w:lvlText w:val=""/>
-      <w:lvlJc w:val="left"/>
-      <w:pPr>
-        <w:ind w:left="5400" w:hanging="360"/>
-      </w:pPr>
-      <w:rPr>
-        <w:rFonts w:hint="default" w:ascii="Wingdings" w:hAnsi="Wingdings"/>
-      </w:rPr>
-    </w:lvl>
-    <w:lvl w:ilvl="6" w:tentative="0">
-      <w:start w:val="1"/>
-      <w:numFmt w:val="bullet"/>
-      <w:lvlText w:val=""/>
-      <w:lvlJc w:val="left"/>
-      <w:pPr>
-        <w:ind w:left="6120" w:hanging="360"/>
-      </w:pPr>
-      <w:rPr>
-        <w:rFonts w:hint="default" w:ascii="Symbol" w:hAnsi="Symbol"/>
-      </w:rPr>
-    </w:lvl>
-    <w:lvl w:ilvl="7" w:tentative="0">
-      <w:start w:val="1"/>
-      <w:numFmt w:val="bullet"/>
-      <w:lvlText w:val="o"/>
-      <w:lvlJc w:val="left"/>
-      <w:pPr>
-        <w:ind w:left="6840" w:hanging="360"/>
-      </w:pPr>
-      <w:rPr>
-        <w:rFonts w:hint="default" w:ascii="Courier New" w:hAnsi="Courier New" w:cs="Courier New"/>
-      </w:rPr>
-    </w:lvl>
-    <w:lvl w:ilvl="8" w:tentative="0">
-      <w:start w:val="1"/>
-      <w:numFmt w:val="bullet"/>
-      <w:lvlText w:val=""/>
-      <w:lvlJc w:val="left"/>
-      <w:pPr>
-        <w:ind w:left="7560" w:hanging="360"/>
-      </w:pPr>
-      <w:rPr>
-        <w:rFonts w:hint="default" w:ascii="Wingdings" w:hAnsi="Wingdings"/>
-      </w:rPr>
-    </w:lvl>
-  </w:abstractNum>
-  <w:abstractNum w:abstractNumId="17">
+  <w:abstractNum w:abstractNumId="13">
     <w:nsid w:val="68415225"/>
     <w:multiLevelType w:val="multilevel"/>
     <w:tmpl w:val="68415225"/>
@@ -20210,7 +18991,7 @@
       </w:rPr>
     </w:lvl>
   </w:abstractNum>
-  <w:abstractNum w:abstractNumId="18">
+  <w:abstractNum w:abstractNumId="14">
     <w:nsid w:val="6BCC43AE"/>
     <w:multiLevelType w:val="multilevel"/>
     <w:tmpl w:val="6BCC43AE"/>
@@ -20359,7 +19140,7 @@
       </w:rPr>
     </w:lvl>
   </w:abstractNum>
-  <w:abstractNum w:abstractNumId="19">
+  <w:abstractNum w:abstractNumId="15">
     <w:nsid w:val="749F42BE"/>
     <w:multiLevelType w:val="multilevel"/>
     <w:tmpl w:val="749F42BE"/>
@@ -20473,64 +19254,52 @@
     </w:lvl>
   </w:abstractNum>
   <w:num w:numId="1">
-    <w:abstractNumId w:val="2"/>
+    <w:abstractNumId w:val="1"/>
   </w:num>
   <w:num w:numId="2">
+    <w:abstractNumId w:val="3"/>
+  </w:num>
+  <w:num w:numId="3">
     <w:abstractNumId w:val="5"/>
   </w:num>
-  <w:num w:numId="3">
-    <w:abstractNumId w:val="8"/>
-  </w:num>
   <w:num w:numId="4">
-    <w:abstractNumId w:val="13"/>
+    <w:abstractNumId w:val="10"/>
   </w:num>
   <w:num w:numId="5">
-    <w:abstractNumId w:val="12"/>
+    <w:abstractNumId w:val="9"/>
   </w:num>
   <w:num w:numId="6">
     <w:abstractNumId w:val="0"/>
   </w:num>
   <w:num w:numId="7">
+    <w:abstractNumId w:val="11"/>
+  </w:num>
+  <w:num w:numId="8">
     <w:abstractNumId w:val="14"/>
   </w:num>
-  <w:num w:numId="8">
-    <w:abstractNumId w:val="18"/>
-  </w:num>
   <w:num w:numId="9">
-    <w:abstractNumId w:val="11"/>
+    <w:abstractNumId w:val="8"/>
   </w:num>
   <w:num w:numId="10">
+    <w:abstractNumId w:val="4"/>
+  </w:num>
+  <w:num w:numId="11">
+    <w:abstractNumId w:val="15"/>
+  </w:num>
+  <w:num w:numId="12">
+    <w:abstractNumId w:val="13"/>
+  </w:num>
+  <w:num w:numId="13">
+    <w:abstractNumId w:val="7"/>
+  </w:num>
+  <w:num w:numId="14">
+    <w:abstractNumId w:val="2"/>
+  </w:num>
+  <w:num w:numId="15">
     <w:abstractNumId w:val="6"/>
   </w:num>
-  <w:num w:numId="11">
-    <w:abstractNumId w:val="19"/>
-  </w:num>
-  <w:num w:numId="12">
-    <w:abstractNumId w:val="17"/>
-  </w:num>
-  <w:num w:numId="13">
-    <w:abstractNumId w:val="10"/>
-  </w:num>
-  <w:num w:numId="14">
-    <w:abstractNumId w:val="4"/>
-  </w:num>
-  <w:num w:numId="15">
-    <w:abstractNumId w:val="9"/>
-  </w:num>
   <w:num w:numId="16">
-    <w:abstractNumId w:val="15"/>
-  </w:num>
-  <w:num w:numId="17">
-    <w:abstractNumId w:val="7"/>
-  </w:num>
-  <w:num w:numId="18">
-    <w:abstractNumId w:val="16"/>
-  </w:num>
-  <w:num w:numId="19">
-    <w:abstractNumId w:val="1"/>
-  </w:num>
-  <w:num w:numId="20">
-    <w:abstractNumId w:val="3"/>
+    <w:abstractNumId w:val="12"/>
   </w:num>
 </w:numbering>
 </file>
